--- a/01_需求规格说明书/需求规格说明书.docx
+++ b/01_需求规格说明书/需求规格说明书.docx
@@ -6490,15 +6490,6 @@
         <w:t>部署环境需适配甲方服务器环境。</w:t>
       </w:r>
     </w:p>
-    <w:p>
-      <w:pPr>
-        <w:spacing w:before="0" w:after="0" w:line="600" w:lineRule="exact"/>
-        <w:ind w:firstLine="703"/>
-        <w:jc w:val="both"/>
-      </w:pPr>
-      <w:bookmarkStart w:id="0" w:name="_GoBack"/>
-      <w:bookmarkEnd w:id="0"/>
-    </w:p>
     <w:sectPr>
       <w:pgSz w:w="11906" w:h="16838"/>
       <w:pgMar w:top="1440" w:right="1803" w:bottom="1440" w:left="1803" w:header="720" w:footer="720" w:gutter="0"/>
